--- a/personalU/product/r.docx
+++ b/personalU/product/r.docx
@@ -2,7 +2,7 @@
 <file path=word/document.xml><?xml version="1.0" encoding="utf-8"?>
 <w:document xmlns:w="http://schemas.openxmlformats.org/wordprocessingml/2006/main" xmlns:m="http://schemas.openxmlformats.org/officeDocument/2006/math" xmlns:r="http://schemas.openxmlformats.org/officeDocument/2006/relationships" xmlns:o="urn:schemas-microsoft-com:office:office" xmlns:v="urn:schemas-microsoft-com:vml" xmlns:w10="urn:schemas-microsoft-com:office:word" xmlns:a="http://schemas.openxmlformats.org/drawingml/2006/main" xmlns:pic="http://schemas.openxmlformats.org/drawingml/2006/picture" xmlns:wp="http://schemas.openxmlformats.org/drawingml/2006/wordprocessingDrawing">
   <w:body>
-    <w:bookmarkStart w:id="24" w:name="專案開發紀錄個人伺服器架構homelab"/>
+    <w:bookmarkStart w:id="25" w:name="專案開發紀錄個人伺服器架構homelab"/>
     <w:p>
       <w:pPr>
         <w:pStyle w:val="Heading1"/>
@@ -130,7 +130,7 @@
       </w:r>
     </w:p>
     <w:bookmarkEnd w:id="21"/>
-    <w:bookmarkStart w:id="22" w:name="目前執行的服務"/>
+    <w:bookmarkStart w:id="23" w:name="目前執行的服務"/>
     <w:p>
       <w:pPr>
         <w:pStyle w:val="Heading2"/>
@@ -147,8 +147,42 @@
         <w:t xml:space="preserve">AdGuard Home（DNS）、Navidrome（音樂）、Immich（照片）、Dockge（Docker 管理）、ConvertX（檔案轉換）、2FAuth（雙因素驗證） 等。</w:t>
       </w:r>
     </w:p>
+    <w:bookmarkStart w:id="22" w:name="伺服器維護與除錯實例系統級套件污染的血淚教訓"/>
+    <w:p>
+      <w:pPr>
+        <w:pStyle w:val="Heading3"/>
+      </w:pPr>
+      <w:r>
+        <w:t xml:space="preserve">伺服器維護與除錯實例：系統級套件污染的血淚教訓</w:t>
+      </w:r>
+    </w:p>
+    <w:p>
+      <w:pPr>
+        <w:pStyle w:val="FirstParagraph"/>
+      </w:pPr>
+      <w:r>
+        <w:t xml:space="preserve">在維護 Homelab 的過程中，我曾遇過一次伺服器 CPU 無故持續滿載 100% 的異常事件。初期排查時，我一度懷疑是 Docker 容器遭到滲透，但透過 systemctl 暫停 Docker 服務後進行交叉比對，發現異常依然反覆發生，顯示問題源自宿主機本身。</w:t>
+      </w:r>
+    </w:p>
+    <w:p>
+      <w:pPr>
+        <w:pStyle w:val="BodyText"/>
+      </w:pPr>
+      <w:r>
+        <w:t xml:space="preserve">在無法單靠 btop 系統監控服務辨識確切來源的情況下，我改變策略，透過「journalctl -f」即時監控系統日誌，並主動觸發異常。最終在日誌中精準捕捉到一個異常喚醒的「llm-mux.service」。這才讓我回想起，先前曾為了測試，將一個名為 litellm 的語言模型中繼套件直接安裝於系統全域的 Python 環境中。該套件在背景不斷嘗試建立 WebSocket 連線，失敗後引發無限重試的迴圈，最終耗盡了系統資源。</w:t>
+      </w:r>
+    </w:p>
+    <w:p>
+      <w:pPr>
+        <w:pStyle w:val="BodyText"/>
+      </w:pPr>
+      <w:r>
+        <w:t xml:space="preserve">這次教訓讓我深刻體認到兩件事：第一，在 Linux 系統除錯時，盲目猜測與砍行程毫無意義，必須仰賴系統日誌（journalctl）做為客觀證據；第二，絕對不能貪圖方便而污染系統全域的套件環境（System-wide packages），這也讓我後續更嚴格落實虛擬環境例如使用 pipenv（虛擬 pip 套件管理員）與容器化隔離的系統管理，才能避免重蹈覆轍。</w:t>
+      </w:r>
+    </w:p>
     <w:bookmarkEnd w:id="22"/>
-    <w:bookmarkStart w:id="23" w:name="反思"/>
+    <w:bookmarkEnd w:id="23"/>
+    <w:bookmarkStart w:id="24" w:name="反思"/>
     <w:p>
       <w:pPr>
         <w:pStyle w:val="Heading2"/>
@@ -165,8 +199,8 @@
         <w:t xml:space="preserve">架設過程中最大的收穫來自於工具的替換與踩坑。一開始我照朋友的建議使用 Nginx Proxy Manager 的圖形介面管理反向代理，但在發現 Caddy 能自動從 Let’s Encrypt 取得 HTTPS 憑證後決定轉換。過程並不順利：Caddyfile 的巢狀區塊語法、Cloudflare Tunnel 的整合方式、redirect 規則的優先順序，每一步都跟我的直覺不同，花了大量時間反覆查閱官方文件與社群討論才逐步解決。</w:t>
       </w:r>
     </w:p>
-    <w:bookmarkEnd w:id="23"/>
     <w:bookmarkEnd w:id="24"/>
+    <w:bookmarkEnd w:id="25"/>
     <w:sectPr/>
   </w:body>
 </w:document>

--- a/personalU/product/r.docx
+++ b/personalU/product/r.docx
@@ -78,7 +78,7 @@
         </w:numPr>
       </w:pPr>
       <w:r>
-        <w:t xml:space="preserve">反向代理：Caddy（含 Cloudflare DNS Plugin），統一管理所有子網域的 HTTPS 憑證自動簽發與路由。</w:t>
+        <w:t xml:space="preserve">反向代理：Caddy（含 Cloudflare DNS Plugin），統一管理所有子網域的 HTTPS 憑證自動簽發與路由</w:t>
       </w:r>
     </w:p>
     <w:p>
@@ -90,7 +90,7 @@
         </w:numPr>
       </w:pPr>
       <w:r>
-        <w:t xml:space="preserve">公網穿透：家中網路位於 CGNAT 之後沒有公網 IP，因此使用 Cloudflare Tunnel（cloudflared）以 host network 模式運行，將「子網域.7279744.xyz」的流量導入本地 Caddy。</w:t>
+        <w:t xml:space="preserve">公網穿透：家中網路沒有公網 IP，因此使用 Cloudflare Tunnel（cloudflared）以 host network 模式執行，將「子網域.7279744.xyz」的流量導入本地 Caddy</w:t>
       </w:r>
     </w:p>
     <w:p>
@@ -102,7 +102,7 @@
         </w:numPr>
       </w:pPr>
       <w:r>
-        <w:t xml:space="preserve">內網互通：Tailscale VPN 建立跨裝置的私有網路，搭配 AdGuard Home 的 Split DNS 將內部請求直接指向 Tailscale IP，避免繞行公網。</w:t>
+        <w:t xml:space="preserve">內網互通：Tailscale VPN 建立跨裝置的私有網路，搭配 AdGuard Home 的 Split DNS 將內部請求直接指向 Tailscale IP，避免繞行公網</w:t>
       </w:r>
     </w:p>
     <w:p>
@@ -114,7 +114,7 @@
         </w:numPr>
       </w:pPr>
       <w:r>
-        <w:t xml:space="preserve">安全防護：iptables 手動設定 INPUT DROP 策略，僅開放 Tailscale 與必要端口；CrowdSec IPS 分析 Caddy access log 自動封鎖異常 IP。</w:t>
+        <w:t xml:space="preserve">安全防護：iptables 手動設定 INPUT DROP 策略，僅開放 Tailscale 與必要端口；CrowdSec IPS 分析 Caddy access log 自動封鎖異常 IP</w:t>
       </w:r>
     </w:p>
     <w:p>
@@ -147,13 +147,13 @@
         <w:t xml:space="preserve">AdGuard Home（DNS）、Navidrome（音樂）、Immich（照片）、Dockge（Docker 管理）、ConvertX（檔案轉換）、2FAuth（雙因素驗證） 等。</w:t>
       </w:r>
     </w:p>
-    <w:bookmarkStart w:id="22" w:name="伺服器維護與除錯實例系統級套件污染的血淚教訓"/>
+    <w:bookmarkStart w:id="22" w:name="伺服器維護與除錯實例"/>
     <w:p>
       <w:pPr>
         <w:pStyle w:val="Heading3"/>
       </w:pPr>
       <w:r>
-        <w:t xml:space="preserve">伺服器維護與除錯實例：系統級套件污染的血淚教訓</w:t>
+        <w:t xml:space="preserve">伺服器維護與除錯實例</w:t>
       </w:r>
     </w:p>
     <w:p>
@@ -161,7 +161,7 @@
         <w:pStyle w:val="FirstParagraph"/>
       </w:pPr>
       <w:r>
-        <w:t xml:space="preserve">在維護 Homelab 的過程中，我曾遇過一次伺服器 CPU 無故持續滿載 100% 的異常事件。初期排查時，我一度懷疑是 Docker 容器遭到滲透，但透過 systemctl 暫停 Docker 服務後進行交叉比對，發現異常依然反覆發生，顯示問題源自宿主機本身。</w:t>
+        <w:t xml:space="preserve">在維護 Homelab 的過程中，我曾遇過一次伺服器 CPU 無故持續滿載 100% 的異常事件。初期 debug 時，我一度懷疑是 Docker 容器遭到滲透，但透過 systemctl 暫停 Docker 服務後進行交叉比對，發現異常依然反覆發生，顯示問題源自宿主機本身。</w:t>
       </w:r>
     </w:p>
     <w:p>
@@ -169,7 +169,7 @@
         <w:pStyle w:val="BodyText"/>
       </w:pPr>
       <w:r>
-        <w:t xml:space="preserve">在無法單靠 btop 系統監控服務辨識確切來源的情況下，我改變策略，透過「journalctl -f」即時監控系統日誌，並主動觸發異常。最終在日誌中精準捕捉到一個異常喚醒的「llm-mux.service」。這才讓我回想起，先前曾為了測試，將一個名為 litellm 的語言模型中繼套件直接安裝於系統全域的 Python 環境中。該套件在背景不斷嘗試建立 WebSocket 連線，失敗後引發無限重試的迴圈，最終耗盡了系統資源。</w:t>
+        <w:t xml:space="preserve">在無法單靠 btop 系統監控服務辨識確切來源的情況下，我改變策略，透過「journalctl -f」即時監控系統日誌，並主動觸發異常。最終在日誌中精準捕捉到一個異常喚醒的「llm-mux.service」。這才讓我回想起，先前曾為了測試，將 litellm 語言模型中繼套件直接安裝於系統全域的 Python 環境中。該套件在某次異常更新後在背景不斷嘗試建立 WebSocket 連線，失敗後引發無限重試的迴圈，最終耗盡了系統資源。</w:t>
       </w:r>
     </w:p>
     <w:p>
@@ -177,7 +177,7 @@
         <w:pStyle w:val="BodyText"/>
       </w:pPr>
       <w:r>
-        <w:t xml:space="preserve">這次教訓讓我深刻體認到兩件事：第一，在 Linux 系統除錯時，盲目猜測與砍行程毫無意義，必須仰賴系統日誌（journalctl）做為客觀證據；第二，絕對不能貪圖方便而污染系統全域的套件環境（System-wide packages），這也讓我後續更嚴格落實虛擬環境例如使用 pipenv（虛擬 pip 套件管理員）與容器化隔離的系統管理，才能避免重蹈覆轍。</w:t>
+        <w:t xml:space="preserve">這次教訓讓我深刻體認到兩件事：第一，在 Linux 系統除錯時，盲目猜測與砍行程毫無意義，必須仰賴系統日誌（journalctl）做為客觀證據；第二，絕對不能貪圖方便而污染系統全域的套件環境，這也讓我後續更嚴格落實虛擬環境例如使用 pipenv（虛擬 pip 套件管理員）與容器化隔離的系統管理，才能避免重蹈覆轍。</w:t>
       </w:r>
     </w:p>
     <w:bookmarkEnd w:id="22"/>
